--- a/EKG_Kalite_Yönetim_Sistemi/04_Parça ve Proses Kontrolü/01_PPC1 - Kontrol Planı, Muayene ve Serbest Bırakma/EKG-KLT-STD-06_cam_ve_pencere_modulu_kalite_kabul_standardi__taslak.docx
+++ b/EKG_Kalite_Yönetim_Sistemi/04_Parça ve Proses Kontrolü/01_PPC1 - Kontrol Planı, Muayene ve Serbest Bırakma/EKG-KLT-STD-06_cam_ve_pencere_modulu_kalite_kabul_standardi__taslak.docx
@@ -600,6 +600,18 @@
       <w:pStyle w:val="AltBilgi"/>
     </w:pPr>
   </w:p>
+  <w:p>
+    <w:pPr>
+      <w:spacing w:before="0" w:after="0"/>
+    </w:pPr>
+    <w:r>
+      <w:rPr>
+        <w:rFonts w:ascii="Arial" w:hAnsi="Arial"/>
+        <w:sz w:val="20"/>
+      </w:rPr>
+      <w:t>Revizyon nedeni: Kaynaksız limitler kaldırıldı; ürüne özel kabul, muayene ve serbest bırakma kuralları düzenlendi.</w:t>
+    </w:r>
+  </w:p>
 </w:ftr>
 </file>
 
@@ -621,6 +633,18 @@
     </w:r>
     <w:fldSimple w:instr="NUMPAGES"/>
   </w:p>
+  <w:p>
+    <w:pPr>
+      <w:spacing w:before="0" w:after="0"/>
+    </w:pPr>
+    <w:r>
+      <w:rPr>
+        <w:rFonts w:ascii="Arial" w:hAnsi="Arial"/>
+        <w:sz w:val="20"/>
+      </w:rPr>
+      <w:t>Revizyon nedeni: Kaynaksız limitler kaldırıldı; ürüne özel kabul, muayene ve serbest bırakma kuralları düzenlendi.</w:t>
+    </w:r>
+  </w:p>
 </w:ftr>
 </file>
 
@@ -630,6 +654,18 @@
     <w:pPr>
       <w:pStyle w:val="AltBilgi"/>
     </w:pPr>
+  </w:p>
+  <w:p>
+    <w:pPr>
+      <w:spacing w:before="0" w:after="0"/>
+    </w:pPr>
+    <w:r>
+      <w:rPr>
+        <w:rFonts w:ascii="Arial" w:hAnsi="Arial"/>
+        <w:sz w:val="20"/>
+      </w:rPr>
+      <w:t>Revizyon nedeni: Kaynaksız limitler kaldırıldı; ürüne özel kabul, muayene ve serbest bırakma kuralları düzenlendi.</w:t>
+    </w:r>
   </w:p>
 </w:ftr>
 </file>
@@ -764,7 +800,7 @@
               <w:sz w:val="17"/>
             </w:rPr>
             <w:br/>
-            <w:t>İlk yayın: 04.05.2026</w:t>
+            <w:t>İlk yayın: 21.05.2026</w:t>
           </w:r>
           <w:r>
             <w:rPr>
@@ -773,7 +809,7 @@
               <w:sz w:val="17"/>
             </w:rPr>
             <w:br/>
-            <w:t>Revizyon tarihi: 19.10.2026</w:t>
+            <w:t>Revizyon tarihi: 20.08.2026</w:t>
           </w:r>
         </w:p>
       </w:tc>
